--- a/tmp/generated-docx-smoke/simples.docx
+++ b/tmp/generated-docx-smoke/simples.docx
@@ -22155,7 +22155,7 @@
           <w:sz w:val="24"/>
           <w:szCs w:val="24"/>
         </w:rPr>
-        <w:t xml:space="preserve">Paranava?/PR, 29 de abril de 2026.</w:t>
+        <w:t xml:space="preserve">Paranava?/PR, 4 de maio de 2026.</w:t>
       </w:r>
     </w:p>
     <w:p>

--- a/tmp/generated-docx-smoke/simples.docx
+++ b/tmp/generated-docx-smoke/simples.docx
@@ -333,6 +333,24 @@
               </w:rPr>
               <w:t xml:space="preserve">Razão Social: INCOPOSTES INDUSTRIA E COMERCIO DE POSTES LTDA &amp; CIA</w:t>
             </w:r>
+            <w:r>
+              <w:rPr>
+                <w:rFonts w:ascii="Arial" w:eastAsia="Times New Roman" w:hAnsi="Arial" w:cs="Arial"/>
+                <w:b/>
+                <w:sz w:val="24"/>
+                <w:szCs w:val="24"/>
+              </w:rPr>
+              <w:t/>
+            </w:r>
+            <w:r>
+              <w:rPr>
+                <w:rFonts w:ascii="Arial" w:eastAsia="Times New Roman" w:hAnsi="Arial" w:cs="Arial"/>
+                <w:b/>
+                <w:sz w:val="24"/>
+                <w:szCs w:val="24"/>
+              </w:rPr>
+              <w:t/>
+            </w:r>
           </w:p>
         </w:tc>
       </w:tr>
@@ -369,6 +387,32 @@
                 <w:szCs w:val="24"/>
               </w:rPr>
               <w:t xml:space="preserve">CNPJ/CPF: 05.433.048/0001-07</w:t>
+            </w:r>
+            <w:r>
+              <w:rPr>
+                <w:rFonts w:ascii="Arial" w:eastAsia="Times New Roman" w:hAnsi="Arial" w:cs="Arial"/>
+                <w:b/>
+                <w:sz w:val="24"/>
+                <w:szCs w:val="24"/>
+              </w:rPr>
+              <w:t/>
+            </w:r>
+            <w:r>
+              <w:rPr>
+                <w:rFonts w:ascii="Arial" w:eastAsia="Times New Roman" w:hAnsi="Arial" w:cs="Arial"/>
+                <w:b/>
+                <w:sz w:val="24"/>
+                <w:szCs w:val="24"/>
+              </w:rPr>
+              <w:t/>
+            </w:r>
+            <w:r>
+              <w:rPr>
+                <w:b/>
+                <w:sz w:val="24"/>
+                <w:szCs w:val="24"/>
+              </w:rPr>
+              <w:t/>
             </w:r>
           </w:p>
         </w:tc>
@@ -475,6 +519,24 @@
               </w:rPr>
               <w:t xml:space="preserve">Área de atuação : </w:t>
             </w:r>
+            <w:r>
+              <w:rPr>
+                <w:rFonts w:ascii="Arial" w:eastAsia="Times New Roman" w:hAnsi="Arial" w:cs="Arial"/>
+                <w:bCs/>
+                <w:sz w:val="24"/>
+                <w:szCs w:val="24"/>
+              </w:rPr>
+              <w:t/>
+            </w:r>
+            <w:r>
+              <w:rPr>
+                <w:rFonts w:ascii="Arial" w:eastAsia="Times New Roman" w:hAnsi="Arial" w:cs="Arial"/>
+                <w:bCs/>
+                <w:sz w:val="24"/>
+                <w:szCs w:val="24"/>
+              </w:rPr>
+              <w:t/>
+            </w:r>
           </w:p>
           <w:p>
             <w:pPr>
@@ -494,6 +556,33 @@
                 <w:szCs w:val="24"/>
               </w:rPr>
               <w:t xml:space="preserve">( ) Biomedicina</w:t>
+            </w:r>
+            <w:r>
+              <w:rPr>
+                <w:rFonts w:ascii="Arial" w:eastAsia="Times New Roman" w:hAnsi="Arial" w:cs="Arial"/>
+                <w:bCs/>
+                <w:sz w:val="24"/>
+                <w:szCs w:val="24"/>
+              </w:rPr>
+              <w:t/>
+            </w:r>
+            <w:r>
+              <w:rPr>
+                <w:rFonts w:ascii="Arial" w:eastAsia="Times New Roman" w:hAnsi="Arial" w:cs="Arial"/>
+                <w:bCs/>
+                <w:sz w:val="24"/>
+                <w:szCs w:val="24"/>
+              </w:rPr>
+              <w:t/>
+            </w:r>
+            <w:r>
+              <w:rPr>
+                <w:rFonts w:ascii="Arial" w:eastAsia="Times New Roman" w:hAnsi="Arial" w:cs="Arial"/>
+                <w:bCs/>
+                <w:sz w:val="24"/>
+                <w:szCs w:val="24"/>
+              </w:rPr>
+              <w:t/>
             </w:r>
           </w:p>
           <w:p>
@@ -515,6 +604,15 @@
               </w:rPr>
               <w:t xml:space="preserve">( ) Farmácia</w:t>
             </w:r>
+            <w:r>
+              <w:rPr>
+                <w:rFonts w:ascii="Arial" w:eastAsia="Times New Roman" w:hAnsi="Arial" w:cs="Arial"/>
+                <w:bCs/>
+                <w:sz w:val="24"/>
+                <w:szCs w:val="24"/>
+              </w:rPr>
+              <w:t/>
+            </w:r>
           </w:p>
           <w:p>
             <w:pPr>
@@ -534,6 +632,24 @@
                 <w:szCs w:val="24"/>
               </w:rPr>
               <w:t xml:space="preserve">( ) Fonoaudiologia</w:t>
+            </w:r>
+            <w:r>
+              <w:rPr>
+                <w:rFonts w:ascii="Arial" w:eastAsia="Times New Roman" w:hAnsi="Arial" w:cs="Arial"/>
+                <w:bCs/>
+                <w:sz w:val="24"/>
+                <w:szCs w:val="24"/>
+              </w:rPr>
+              <w:t/>
+            </w:r>
+            <w:r>
+              <w:rPr>
+                <w:rFonts w:ascii="Arial" w:eastAsia="Times New Roman" w:hAnsi="Arial" w:cs="Arial"/>
+                <w:bCs/>
+                <w:sz w:val="24"/>
+                <w:szCs w:val="24"/>
+              </w:rPr>
+              <w:t/>
             </w:r>
           </w:p>
           <w:p>
@@ -555,6 +671,24 @@
               </w:rPr>
               <w:t xml:space="preserve">( ) Fisioterapia</w:t>
             </w:r>
+            <w:r>
+              <w:rPr>
+                <w:rFonts w:ascii="Arial" w:eastAsia="Times New Roman" w:hAnsi="Arial" w:cs="Arial"/>
+                <w:bCs/>
+                <w:sz w:val="24"/>
+                <w:szCs w:val="24"/>
+              </w:rPr>
+              <w:t/>
+            </w:r>
+            <w:r>
+              <w:rPr>
+                <w:rFonts w:ascii="Arial" w:eastAsia="Times New Roman" w:hAnsi="Arial" w:cs="Arial"/>
+                <w:bCs/>
+                <w:sz w:val="24"/>
+                <w:szCs w:val="24"/>
+              </w:rPr>
+              <w:t/>
+            </w:r>
           </w:p>
           <w:p>
             <w:pPr>
@@ -574,6 +708,24 @@
                 <w:szCs w:val="24"/>
               </w:rPr>
               <w:t xml:space="preserve">( ) Nutrição</w:t>
+            </w:r>
+            <w:r>
+              <w:rPr>
+                <w:rFonts w:ascii="Arial" w:eastAsia="Times New Roman" w:hAnsi="Arial" w:cs="Arial"/>
+                <w:bCs/>
+                <w:sz w:val="24"/>
+                <w:szCs w:val="24"/>
+              </w:rPr>
+              <w:t/>
+            </w:r>
+            <w:r>
+              <w:rPr>
+                <w:rFonts w:ascii="Arial" w:eastAsia="Times New Roman" w:hAnsi="Arial" w:cs="Arial"/>
+                <w:bCs/>
+                <w:sz w:val="24"/>
+                <w:szCs w:val="24"/>
+              </w:rPr>
+              <w:t/>
             </w:r>
           </w:p>
           <w:p>
@@ -595,6 +747,24 @@
               </w:rPr>
               <w:t xml:space="preserve">( ) Terapia Ocupacional</w:t>
             </w:r>
+            <w:r>
+              <w:rPr>
+                <w:rFonts w:ascii="Arial" w:eastAsia="Times New Roman" w:hAnsi="Arial" w:cs="Arial"/>
+                <w:bCs/>
+                <w:sz w:val="24"/>
+                <w:szCs w:val="24"/>
+              </w:rPr>
+              <w:t/>
+            </w:r>
+            <w:r>
+              <w:rPr>
+                <w:rFonts w:ascii="Arial" w:eastAsia="Times New Roman" w:hAnsi="Arial" w:cs="Arial"/>
+                <w:bCs/>
+                <w:sz w:val="24"/>
+                <w:szCs w:val="24"/>
+              </w:rPr>
+              <w:t/>
+            </w:r>
           </w:p>
           <w:p>
             <w:pPr>
@@ -614,6 +784,24 @@
                 <w:szCs w:val="24"/>
               </w:rPr>
               <w:t xml:space="preserve">( ) Radiologia</w:t>
+            </w:r>
+            <w:r>
+              <w:rPr>
+                <w:rFonts w:ascii="Arial" w:eastAsia="Times New Roman" w:hAnsi="Arial" w:cs="Arial"/>
+                <w:bCs/>
+                <w:sz w:val="24"/>
+                <w:szCs w:val="24"/>
+              </w:rPr>
+              <w:t/>
+            </w:r>
+            <w:r>
+              <w:rPr>
+                <w:rFonts w:ascii="Arial" w:eastAsia="Times New Roman" w:hAnsi="Arial" w:cs="Arial"/>
+                <w:bCs/>
+                <w:sz w:val="24"/>
+                <w:szCs w:val="24"/>
+              </w:rPr>
+              <w:t/>
             </w:r>
           </w:p>
           <w:p>
@@ -654,6 +842,24 @@
                 <w:szCs w:val="24"/>
               </w:rPr>
               <w:t xml:space="preserve">( ) Licenciaturas</w:t>
+            </w:r>
+            <w:r>
+              <w:rPr>
+                <w:rFonts w:ascii="Arial" w:eastAsia="Times New Roman" w:hAnsi="Arial" w:cs="Arial"/>
+                <w:bCs/>
+                <w:sz w:val="24"/>
+                <w:szCs w:val="24"/>
+              </w:rPr>
+              <w:t/>
+            </w:r>
+            <w:r>
+              <w:rPr>
+                <w:rFonts w:ascii="Arial" w:eastAsia="Times New Roman" w:hAnsi="Arial" w:cs="Arial"/>
+                <w:bCs/>
+                <w:sz w:val="24"/>
+                <w:szCs w:val="24"/>
+              </w:rPr>
+              <w:t/>
             </w:r>
           </w:p>
           <w:p>
@@ -713,7 +919,7 @@
                 <w:sz w:val="24"/>
                 <w:szCs w:val="24"/>
               </w:rPr>
-              <w:t xml:space="preserve">( ) P?s-Gradua??o em Biomedicina Est?tica</w:t>
+              <w:t xml:space="preserve">( ) Pós-Graduação em Biomedicina Estética</w:t>
             </w:r>
           </w:p>
           <w:p>
@@ -831,6 +1037,15 @@
               </w:rPr>
               <w:t xml:space="preserve">Endereço: RODOVIA BR - 376</w:t>
             </w:r>
+            <w:r>
+              <w:rPr>
+                <w:rFonts w:ascii="Arial" w:eastAsia="Times New Roman" w:hAnsi="Arial" w:cs="Arial"/>
+                <w:bCs/>
+                <w:sz w:val="24"/>
+                <w:szCs w:val="24"/>
+              </w:rPr>
+              <w:t/>
+            </w:r>
           </w:p>
         </w:tc>
         <w:tc>
@@ -860,7 +1075,25 @@
                 <w:sz w:val="24"/>
                 <w:szCs w:val="24"/>
               </w:rPr>
-              <w:t xml:space="preserve">n?: S/N</w:t>
+              <w:t xml:space="preserve">nº: S/N</w:t>
+            </w:r>
+            <w:r>
+              <w:rPr>
+                <w:rFonts w:ascii="Arial" w:eastAsia="Times New Roman" w:hAnsi="Arial" w:cs="Arial"/>
+                <w:b/>
+                <w:sz w:val="24"/>
+                <w:szCs w:val="24"/>
+              </w:rPr>
+              <w:t/>
+            </w:r>
+            <w:r>
+              <w:rPr>
+                <w:rFonts w:ascii="Arial" w:eastAsia="Times New Roman" w:hAnsi="Arial" w:cs="Arial"/>
+                <w:b/>
+                <w:sz w:val="24"/>
+                <w:szCs w:val="24"/>
+              </w:rPr>
+              <w:t/>
             </w:r>
           </w:p>
         </w:tc>
@@ -928,6 +1161,15 @@
               </w:rPr>
               <w:t xml:space="preserve">Bairro: DISTRITO INDUSTRIAL (SUMARE)</w:t>
             </w:r>
+            <w:r>
+              <w:rPr>
+                <w:rFonts w:ascii="Arial" w:eastAsia="Times New Roman" w:hAnsi="Arial" w:cs="Arial"/>
+                <w:bCs/>
+                <w:sz w:val="24"/>
+                <w:szCs w:val="24"/>
+              </w:rPr>
+              <w:t/>
+            </w:r>
           </w:p>
         </w:tc>
         <w:tc>
@@ -957,6 +1199,15 @@
                 <w:szCs w:val="24"/>
               </w:rPr>
               <w:t xml:space="preserve">CEP: 87.720-140</w:t>
+            </w:r>
+            <w:r>
+              <w:rPr>
+                <w:rFonts w:ascii="Arial" w:eastAsia="Times New Roman" w:hAnsi="Arial" w:cs="Arial"/>
+                <w:bCs/>
+                <w:sz w:val="24"/>
+                <w:szCs w:val="24"/>
+              </w:rPr>
+              <w:t/>
             </w:r>
           </w:p>
         </w:tc>
@@ -989,6 +1240,15 @@
               </w:rPr>
               <w:t xml:space="preserve">Cidade: PARANAVAÍ</w:t>
             </w:r>
+            <w:r>
+              <w:rPr>
+                <w:rFonts w:ascii="Arial" w:eastAsia="Times New Roman" w:hAnsi="Arial" w:cs="Arial"/>
+                <w:bCs/>
+                <w:sz w:val="24"/>
+                <w:szCs w:val="24"/>
+              </w:rPr>
+              <w:t/>
+            </w:r>
           </w:p>
         </w:tc>
         <w:tc>
@@ -1018,6 +1278,15 @@
                 <w:szCs w:val="24"/>
               </w:rPr>
               <w:t xml:space="preserve">Estado: PR</w:t>
+            </w:r>
+            <w:r>
+              <w:rPr>
+                <w:rFonts w:ascii="Arial" w:eastAsia="Times New Roman" w:hAnsi="Arial" w:cs="Arial"/>
+                <w:bCs/>
+                <w:sz w:val="24"/>
+                <w:szCs w:val="24"/>
+              </w:rPr>
+              <w:t/>
             </w:r>
           </w:p>
         </w:tc>
@@ -1053,7 +1322,7 @@
                 <w:sz w:val="24"/>
                 <w:szCs w:val="24"/>
               </w:rPr>
-              <w:t xml:space="preserve">Telefone: (44) 3045-1500</w:t>
+              <w:t xml:space="preserve">Telefone: (44) 99999-0000</w:t>
             </w:r>
           </w:p>
         </w:tc>
@@ -1084,10 +1353,7 @@
                 <w:sz w:val="24"/>
                 <w:szCs w:val="24"/>
               </w:rPr>
-              <w:t xml:space="preserve">Endereço eletrônico/site: Responsável pelo estágio ou setor responsável: Responsável Teste</w:t>
-            </w:r>
-            <w:r>
-              <w:br/>
+              <w:t xml:space="preserve">Responsável pelo estágio ou setor: Responsável Teste  Telefone direto: (44) 3045-1500</w:t>
             </w:r>
             <w:r>
               <w:rPr>
@@ -1096,10 +1362,7 @@
                 <w:sz w:val="24"/>
                 <w:szCs w:val="24"/>
               </w:rPr>
-              <w:t xml:space="preserve">Telefone de contato direto: (44) 3045-1500</w:t>
-            </w:r>
-            <w:r>
-              <w:br/>
+              <w:t/>
             </w:r>
             <w:r>
               <w:rPr>
@@ -1108,7 +1371,17 @@
                 <w:sz w:val="24"/>
                 <w:szCs w:val="24"/>
               </w:rPr>
-              <w:t xml:space="preserve">E-mail: contabilidade.laisi@incopostes.com.br</w:t>
+              <w:br/>
+              <w:t/>
+            </w:r>
+            <w:r>
+              <w:rPr>
+                <w:rFonts w:ascii="Arial" w:eastAsia="Times New Roman" w:hAnsi="Arial" w:cs="Arial"/>
+                <w:bCs/>
+                <w:sz w:val="24"/>
+                <w:szCs w:val="24"/>
+              </w:rPr>
+              <w:t/>
             </w:r>
           </w:p>
         </w:tc>
@@ -1146,6 +1419,14 @@
                 <w:szCs w:val="24"/>
               </w:rPr>
               <w:t xml:space="preserve">Representante: VILMAR JOSE MARQUES</w:t>
+            </w:r>
+            <w:r>
+              <w:rPr>
+                <w:bCs/>
+                <w:sz w:val="24"/>
+                <w:szCs w:val="24"/>
+              </w:rPr>
+              <w:t/>
             </w:r>
           </w:p>
           <w:p>
@@ -1229,6 +1510,15 @@
               </w:rPr>
               <w:t xml:space="preserve">Cargo: Sócio-Administrador</w:t>
             </w:r>
+            <w:r>
+              <w:rPr>
+                <w:rFonts w:ascii="Arial" w:eastAsia="Times New Roman" w:hAnsi="Arial" w:cs="Arial"/>
+                <w:bCs/>
+                <w:sz w:val="24"/>
+                <w:szCs w:val="24"/>
+              </w:rPr>
+              <w:t/>
+            </w:r>
           </w:p>
         </w:tc>
       </w:tr>
@@ -1265,6 +1555,15 @@
               </w:rPr>
               <w:t xml:space="preserve">E-mail (para assinatura digital): assinatura@example.com</w:t>
             </w:r>
+            <w:r>
+              <w:rPr>
+                <w:rFonts w:ascii="Arial" w:eastAsia="Times New Roman" w:hAnsi="Arial" w:cs="Arial"/>
+                <w:bCs/>
+                <w:sz w:val="24"/>
+                <w:szCs w:val="24"/>
+              </w:rPr>
+              <w:t/>
+            </w:r>
           </w:p>
         </w:tc>
       </w:tr>
@@ -1298,7 +1597,6 @@
           <w:szCs w:val="24"/>
           <w:u w:val="single"/>
         </w:rPr>
-        <w:lastRenderedPageBreak/>
         <w:t>DO OBJETO</w:t>
       </w:r>
     </w:p>
@@ -5118,7 +5416,16 @@
           <w:sz w:val="24"/>
           <w:szCs w:val="24"/>
         </w:rPr>
-        <w:t>o aperfeiçoamento técnico, acadêmico e científico, além do relacionamento humano e a troca de</w:t>
+        <w:t xml:space="preserve">o aperfeiçoamento técnico, acadêmico e científico, além do </w:t>
+      </w:r>
+      <w:r>
+        <w:rPr>
+          <w:rFonts w:ascii="Arial" w:hAnsi="Arial" w:cs="Arial"/>
+          <w:sz w:val="24"/>
+          <w:szCs w:val="24"/>
+        </w:rPr>
+        <w:lastRenderedPageBreak/>
+        <w:t>relacionamento humano e a troca de</w:t>
       </w:r>
       <w:r>
         <w:rPr>
@@ -5237,7 +5544,6 @@
           <w:sz w:val="24"/>
           <w:szCs w:val="24"/>
         </w:rPr>
-        <w:lastRenderedPageBreak/>
         <w:t>roteiro</w:t>
       </w:r>
       <w:r>
@@ -9335,7 +9641,16 @@
           <w:sz w:val="24"/>
           <w:szCs w:val="24"/>
         </w:rPr>
-        <w:t>, de acordo com roteiro da visita previamente</w:t>
+        <w:t xml:space="preserve">, de acordo </w:t>
+      </w:r>
+      <w:r>
+        <w:rPr>
+          <w:rFonts w:ascii="Arial" w:hAnsi="Arial" w:cs="Arial"/>
+          <w:sz w:val="24"/>
+          <w:szCs w:val="24"/>
+        </w:rPr>
+        <w:lastRenderedPageBreak/>
+        <w:t>com roteiro da visita previamente</w:t>
       </w:r>
       <w:r>
         <w:rPr>
@@ -12884,7 +13199,16 @@
           <w:sz w:val="24"/>
           <w:szCs w:val="24"/>
         </w:rPr>
-        <w:t>Ofertar instalações com condições de proporcionar ao aluno atividades de aprendizagem social,</w:t>
+        <w:t xml:space="preserve">Ofertar instalações com condições de proporcionar ao aluno atividades de </w:t>
+      </w:r>
+      <w:r>
+        <w:rPr>
+          <w:rFonts w:ascii="Arial" w:hAnsi="Arial" w:cs="Arial"/>
+          <w:sz w:val="24"/>
+          <w:szCs w:val="24"/>
+        </w:rPr>
+        <w:lastRenderedPageBreak/>
+        <w:t>aprendizagem social,</w:t>
       </w:r>
       <w:r>
         <w:rPr>
@@ -12958,7 +13282,6 @@
           <w:sz w:val="24"/>
           <w:szCs w:val="24"/>
         </w:rPr>
-        <w:lastRenderedPageBreak/>
         <w:t>Oferecer condições físicas e materiais indispensáveis ao desempenho das atividades e aplicar</w:t>
       </w:r>
       <w:r>
@@ -16415,7 +16738,6 @@
           <w:sz w:val="24"/>
           <w:szCs w:val="24"/>
         </w:rPr>
-        <w:lastRenderedPageBreak/>
         <w:t xml:space="preserve">CLÁUSULA DÉCIMA TERCEIRA – </w:t>
       </w:r>
       <w:r>
@@ -18809,7 +19131,7 @@
           <w:sz w:val="24"/>
           <w:szCs w:val="24"/>
         </w:rPr>
-        <w:t xml:space="preserve"> será responsável por salvaguardar, ainda, os direitos dos titulares de dados pessoais a ela fornecidos de retirar o consentimento do tratamento de seus dados a qualquer tempo, sem comprometer a licitude do tratamento efetuado com base no </w:t>
+        <w:t xml:space="preserve"> será responsável por salvaguardar, ainda, os direitos dos titulares de dados pessoais a ela fornecidos de retirar o consentimento do tratamento de seus dados </w:t>
       </w:r>
       <w:r>
         <w:rPr>
@@ -18818,7 +19140,7 @@
           <w:szCs w:val="24"/>
         </w:rPr>
         <w:lastRenderedPageBreak/>
-        <w:t>cumprimento de obrigações legais ou com base no consentimento previamente dado.</w:t>
+        <w:t>a qualquer tempo, sem comprometer a licitude do tratamento efetuado com base no cumprimento de obrigações legais ou com base no consentimento previamente dado.</w:t>
       </w:r>
     </w:p>
     <w:p>
@@ -21342,6 +21664,7 @@
           <w:sz w:val="24"/>
           <w:szCs w:val="24"/>
         </w:rPr>
+        <w:lastRenderedPageBreak/>
         <w:t>mais</w:t>
       </w:r>
       <w:r>
@@ -22155,7 +22478,105 @@
           <w:sz w:val="24"/>
           <w:szCs w:val="24"/>
         </w:rPr>
-        <w:t xml:space="preserve">Paranava?/PR, 4 de maio de 2026.</w:t>
+        <w:t xml:space="preserve">Paranavaí/PR, 4 de maio de 2026</w:t>
+      </w:r>
+      <w:r>
+        <w:rPr>
+          <w:rFonts w:ascii="Arial" w:hAnsi="Arial" w:cs="Arial"/>
+          <w:sz w:val="24"/>
+          <w:szCs w:val="24"/>
+        </w:rPr>
+        <w:t/>
+      </w:r>
+      <w:r>
+        <w:rPr>
+          <w:rFonts w:ascii="Arial" w:hAnsi="Arial" w:cs="Arial"/>
+          <w:sz w:val="24"/>
+          <w:szCs w:val="24"/>
+        </w:rPr>
+        <w:t/>
+      </w:r>
+      <w:r>
+        <w:rPr>
+          <w:rFonts w:ascii="Arial" w:hAnsi="Arial" w:cs="Arial"/>
+          <w:sz w:val="24"/>
+          <w:szCs w:val="24"/>
+        </w:rPr>
+        <w:t/>
+      </w:r>
+      <w:r>
+        <w:rPr>
+          <w:rFonts w:ascii="Arial" w:hAnsi="Arial" w:cs="Arial"/>
+          <w:sz w:val="24"/>
+          <w:szCs w:val="24"/>
+        </w:rPr>
+        <w:t/>
+      </w:r>
+      <w:r>
+        <w:rPr>
+          <w:rFonts w:ascii="Arial" w:hAnsi="Arial" w:cs="Arial"/>
+          <w:sz w:val="24"/>
+          <w:szCs w:val="24"/>
+        </w:rPr>
+        <w:t/>
+      </w:r>
+      <w:r>
+        <w:rPr>
+          <w:rFonts w:ascii="Arial" w:hAnsi="Arial" w:cs="Arial"/>
+          <w:color w:val="FF0000"/>
+          <w:sz w:val="24"/>
+          <w:szCs w:val="24"/>
+        </w:rPr>
+        <w:t/>
+      </w:r>
+      <w:r>
+        <w:rPr>
+          <w:rFonts w:ascii="Arial" w:hAnsi="Arial" w:cs="Arial"/>
+          <w:sz w:val="24"/>
+          <w:szCs w:val="24"/>
+        </w:rPr>
+        <w:t/>
+      </w:r>
+      <w:r>
+        <w:rPr>
+          <w:rFonts w:ascii="Arial" w:hAnsi="Arial" w:cs="Arial"/>
+          <w:sz w:val="24"/>
+          <w:szCs w:val="24"/>
+        </w:rPr>
+        <w:t/>
+      </w:r>
+      <w:r>
+        <w:rPr>
+          <w:rFonts w:ascii="Arial" w:hAnsi="Arial" w:cs="Arial"/>
+          <w:color w:val="FF0000"/>
+          <w:sz w:val="24"/>
+          <w:szCs w:val="24"/>
+        </w:rPr>
+        <w:t/>
+      </w:r>
+      <w:r>
+        <w:rPr>
+          <w:rFonts w:ascii="Arial" w:hAnsi="Arial" w:cs="Arial"/>
+          <w:sz w:val="24"/>
+          <w:szCs w:val="24"/>
+        </w:rPr>
+        <w:t/>
+      </w:r>
+      <w:r>
+        <w:rPr>
+          <w:rFonts w:ascii="Arial" w:hAnsi="Arial" w:cs="Arial"/>
+          <w:sz w:val="24"/>
+          <w:szCs w:val="24"/>
+        </w:rPr>
+        <w:t/>
+      </w:r>
+      <w:r>
+        <w:rPr>
+          <w:rFonts w:ascii="Arial" w:hAnsi="Arial" w:cs="Arial"/>
+          <w:sz w:val="24"/>
+          <w:szCs w:val="24"/>
+        </w:rPr>
+        <w:t/>
       </w:r>
     </w:p>
     <w:p>
